--- a/files/Azeezat-Resume-1.docx
+++ b/files/Azeezat-Resume-1.docx
@@ -56,11 +56,9 @@
             <w:r>
               <w:t xml:space="preserve"> </w:t>
             </w:r>
-            <w:proofErr w:type="gramStart"/>
             <w:r>
-              <w:t>Ibadan,Oyo</w:t>
+              <w:t>IBADAN, OYO</w:t>
             </w:r>
-            <w:proofErr w:type="gramEnd"/>
             <w:r>
               <w:t xml:space="preserve"> state, nigeria |</w:t>
             </w:r>
@@ -182,7 +180,15 @@
           <w:sz w:val="24"/>
           <w:szCs w:val="24"/>
         </w:rPr>
-        <w:t>A motivated and detail-oriented individual seeking to launch a career as a Full Stack Developer. Bringing strong technical skills in web development, proficiency in modern programming languages, and a passion for learning and innovation.</w:t>
+        <w:t>Fully equipped</w:t>
+      </w:r>
+      <w:r>
+        <w:rPr>
+          <w:color w:val="313E32" w:themeColor="accent4" w:themeTint="E6"/>
+          <w:sz w:val="24"/>
+          <w:szCs w:val="24"/>
+        </w:rPr>
+        <w:t xml:space="preserve"> motivated and detail-oriented individual seeking to launch a career as a Full Stack Developer. Bringing strong technical skills in web development, proficiency in modern programming languages, and a passion for learning and innovation.</w:t>
       </w:r>
     </w:p>
     <w:p>
@@ -305,16 +311,7 @@
           <w:sz w:val="24"/>
           <w:szCs w:val="24"/>
         </w:rPr>
-        <w:t xml:space="preserve">Created a comprehensive customer management system using PHP and </w:t>
-      </w:r>
-      <w:proofErr w:type="spellStart"/>
-      <w:r>
-        <w:rPr>
-          <w:rFonts w:asciiTheme="majorHAnsi" w:hAnsiTheme="majorHAnsi"/>
-          <w:sz w:val="24"/>
-          <w:szCs w:val="24"/>
-        </w:rPr>
-        <w:t>MySQL</w:t>
+        <w:t>Created a comprehensive customer management system using PHP and MySQL</w:t>
       </w:r>
       <w:r>
         <w:rPr>
@@ -324,7 +321,6 @@
         </w:rPr>
         <w:t>i</w:t>
       </w:r>
-      <w:proofErr w:type="spellEnd"/>
       <w:r>
         <w:rPr>
           <w:rFonts w:asciiTheme="majorHAnsi" w:hAnsiTheme="majorHAnsi"/>
@@ -442,31 +438,7 @@
           <w:szCs w:val="24"/>
           <w:shd w:val="clear" w:color="auto" w:fill="FFFFFF"/>
         </w:rPr>
-        <w:t xml:space="preserve">         </w:t>
-      </w:r>
-      <w:r>
-        <w:rPr>
-          <w:rFonts w:asciiTheme="majorHAnsi" w:hAnsiTheme="majorHAnsi" w:cs="Arial"/>
-          <w:b/>
-          <w:bCs/>
-          <w:color w:val="000000"/>
-          <w:sz w:val="24"/>
-          <w:szCs w:val="24"/>
-          <w:shd w:val="clear" w:color="auto" w:fill="FFFFFF"/>
-        </w:rPr>
-        <w:t xml:space="preserve">Used Car Buying </w:t>
-      </w:r>
-      <w:r>
-        <w:rPr>
-          <w:rFonts w:asciiTheme="majorHAnsi" w:hAnsiTheme="majorHAnsi" w:cs="Arial"/>
-          <w:b/>
-          <w:bCs/>
-          <w:color w:val="000000"/>
-          <w:sz w:val="24"/>
-          <w:szCs w:val="24"/>
-          <w:shd w:val="clear" w:color="auto" w:fill="FFFFFF"/>
-        </w:rPr>
-        <w:t>Platform</w:t>
+        <w:t xml:space="preserve">         Used Car Buying Platform</w:t>
       </w:r>
       <w:r>
         <w:rPr>
@@ -476,17 +448,7 @@
           <w:szCs w:val="24"/>
           <w:shd w:val="clear" w:color="auto" w:fill="FFFFFF"/>
         </w:rPr>
-        <w:t xml:space="preserve">: </w:t>
-      </w:r>
-      <w:r>
-        <w:rPr>
-          <w:rFonts w:asciiTheme="majorHAnsi" w:hAnsiTheme="majorHAnsi" w:cs="Arial"/>
-          <w:color w:val="000000"/>
-          <w:sz w:val="24"/>
-          <w:szCs w:val="24"/>
-          <w:shd w:val="clear" w:color="auto" w:fill="FFFFFF"/>
-        </w:rPr>
-        <w:t>Created a car buying website using Django and Python, implementing CRUD operations for posting cars, and also sending an email to the seller. Designed and optimized the database schema for efficient data management, and integrated authentication mechanisms to ensure secure user interactions.</w:t>
+        <w:t>: Created a car buying website using Django and Python, implementing CRUD operations for posting cars, and also sending an email to the seller. Designed and optimized the database schema for efficient data management, and integrated authentication mechanisms to ensure secure user interactions.</w:t>
       </w:r>
     </w:p>
     <w:p>
@@ -633,6 +595,14 @@
           <w:shd w:val="clear" w:color="auto" w:fill="FFFFFF"/>
         </w:rPr>
         <w:t>React.js, Angular, Bootstrap</w:t>
+      </w:r>
+      <w:r>
+        <w:rPr>
+          <w:rFonts w:cs="Arial"/>
+          <w:color w:val="000000"/>
+          <w:shd w:val="clear" w:color="auto" w:fill="FFFFFF"/>
+        </w:rPr>
+        <w:t>, jQuery.</w:t>
       </w:r>
     </w:p>
     <w:p>
@@ -995,23 +965,13 @@
         </w:rPr>
         <w:t xml:space="preserve">Django </w:t>
       </w:r>
-      <w:proofErr w:type="gramStart"/>
       <w:r>
         <w:rPr>
           <w:rFonts w:cs="Arial"/>
           <w:color w:val="000000"/>
           <w:shd w:val="clear" w:color="auto" w:fill="FFFFFF"/>
         </w:rPr>
-        <w:t>And</w:t>
-      </w:r>
-      <w:proofErr w:type="gramEnd"/>
-      <w:r>
-        <w:rPr>
-          <w:rFonts w:cs="Arial"/>
-          <w:color w:val="000000"/>
-          <w:shd w:val="clear" w:color="auto" w:fill="FFFFFF"/>
-        </w:rPr>
-        <w:t xml:space="preserve"> Python</w:t>
+        <w:t>and</w:t>
       </w:r>
       <w:r>
         <w:rPr>
@@ -1019,7 +979,7 @@
           <w:color w:val="000000"/>
           <w:shd w:val="clear" w:color="auto" w:fill="FFFFFF"/>
         </w:rPr>
-        <w:t xml:space="preserve">. </w:t>
+        <w:t xml:space="preserve"> Python. </w:t>
       </w:r>
       <w:r>
         <w:rPr>
@@ -1044,13 +1004,6 @@
           <w:shd w:val="clear" w:color="auto" w:fill="FFFFFF"/>
         </w:rPr>
         <w:tab/>
-      </w:r>
-      <w:r>
-        <w:rPr>
-          <w:rFonts w:cs="Arial"/>
-          <w:color w:val="000000"/>
-          <w:shd w:val="clear" w:color="auto" w:fill="FFFFFF"/>
-        </w:rPr>
         <w:t xml:space="preserve">                                  </w:t>
       </w:r>
       <w:r>
@@ -3952,6 +3905,7 @@
   <w:style w:type="character" w:default="1" w:styleId="DefaultParagraphFont">
     <w:name w:val="Default Paragraph Font"/>
     <w:uiPriority w:val="1"/>
+    <w:semiHidden/>
     <w:unhideWhenUsed/>
   </w:style>
   <w:style w:type="table" w:default="1" w:styleId="TableNormal">
@@ -28202,12 +28156,23 @@
 </file>
 
 <file path=customXml/item1.xml><?xml version="1.0" encoding="utf-8"?>
-<?mso-contentType ?>
-<FormTemplates xmlns="http://schemas.microsoft.com/sharepoint/v3/contenttype/forms">
-  <Display>DocumentLibraryForm</Display>
-  <Edit>DocumentLibraryForm</Edit>
-  <New>DocumentLibraryForm</New>
-</FormTemplates>
+<p:properties xmlns:p="http://schemas.microsoft.com/office/2006/metadata/properties" xmlns:xsi="http://www.w3.org/2001/XMLSchema-instance" xmlns:pc="http://schemas.microsoft.com/office/infopath/2007/PartnerControls">
+  <documentManagement>
+    <_ip_UnifiedCompliancePolicyUIAction xmlns="http://schemas.microsoft.com/sharepoint/v3" xsi:nil="true"/>
+    <Image xmlns="71af3243-3dd4-4a8d-8c0d-dd76da1f02a5">
+      <Url xsi:nil="true"/>
+      <Description xsi:nil="true"/>
+    </Image>
+    <Status xmlns="71af3243-3dd4-4a8d-8c0d-dd76da1f02a5">Not started</Status>
+    <Background xmlns="71af3243-3dd4-4a8d-8c0d-dd76da1f02a5">false</Background>
+    <_ip_UnifiedCompliancePolicyProperties xmlns="http://schemas.microsoft.com/sharepoint/v3" xsi:nil="true"/>
+    <ImageTagsTaxHTField xmlns="71af3243-3dd4-4a8d-8c0d-dd76da1f02a5">
+      <Terms xmlns="http://schemas.microsoft.com/office/infopath/2007/PartnerControls"/>
+    </ImageTagsTaxHTField>
+    <TaxCatchAll xmlns="230e9df3-be65-4c73-a93b-d1236ebd677e" xsi:nil="true"/>
+    <MediaServiceKeyPoints xmlns="71af3243-3dd4-4a8d-8c0d-dd76da1f02a5" xsi:nil="true"/>
+  </documentManagement>
+</p:properties>
 </file>
 
 <file path=customXml/item2.xml><?xml version="1.0" encoding="utf-8"?>
@@ -28511,29 +28476,22 @@
 </file>
 
 <file path=customXml/item3.xml><?xml version="1.0" encoding="utf-8"?>
-<p:properties xmlns:p="http://schemas.microsoft.com/office/2006/metadata/properties" xmlns:xsi="http://www.w3.org/2001/XMLSchema-instance" xmlns:pc="http://schemas.microsoft.com/office/infopath/2007/PartnerControls">
-  <documentManagement>
-    <_ip_UnifiedCompliancePolicyUIAction xmlns="http://schemas.microsoft.com/sharepoint/v3" xsi:nil="true"/>
-    <Image xmlns="71af3243-3dd4-4a8d-8c0d-dd76da1f02a5">
-      <Url xsi:nil="true"/>
-      <Description xsi:nil="true"/>
-    </Image>
-    <Status xmlns="71af3243-3dd4-4a8d-8c0d-dd76da1f02a5">Not started</Status>
-    <Background xmlns="71af3243-3dd4-4a8d-8c0d-dd76da1f02a5">false</Background>
-    <_ip_UnifiedCompliancePolicyProperties xmlns="http://schemas.microsoft.com/sharepoint/v3" xsi:nil="true"/>
-    <ImageTagsTaxHTField xmlns="71af3243-3dd4-4a8d-8c0d-dd76da1f02a5">
-      <Terms xmlns="http://schemas.microsoft.com/office/infopath/2007/PartnerControls"/>
-    </ImageTagsTaxHTField>
-    <TaxCatchAll xmlns="230e9df3-be65-4c73-a93b-d1236ebd677e" xsi:nil="true"/>
-    <MediaServiceKeyPoints xmlns="71af3243-3dd4-4a8d-8c0d-dd76da1f02a5" xsi:nil="true"/>
-  </documentManagement>
-</p:properties>
+<?mso-contentType ?>
+<FormTemplates xmlns="http://schemas.microsoft.com/sharepoint/v3/contenttype/forms">
+  <Display>DocumentLibraryForm</Display>
+  <Edit>DocumentLibraryForm</Edit>
+  <New>DocumentLibraryForm</New>
+</FormTemplates>
 </file>
 
 <file path=customXml/itemProps1.xml><?xml version="1.0" encoding="utf-8"?>
-<ds:datastoreItem xmlns:ds="http://schemas.openxmlformats.org/officeDocument/2006/customXml" ds:itemID="{36DD185F-AC00-4EEC-8B58-CF213FEE664A}">
+<ds:datastoreItem xmlns:ds="http://schemas.openxmlformats.org/officeDocument/2006/customXml" ds:itemID="{243AA046-F9E2-43A8-ADDA-8C87998AFC08}">
   <ds:schemaRefs>
-    <ds:schemaRef ds:uri="http://schemas.microsoft.com/sharepoint/v3/contenttype/forms"/>
+    <ds:schemaRef ds:uri="http://schemas.microsoft.com/office/2006/metadata/properties"/>
+    <ds:schemaRef ds:uri="http://schemas.microsoft.com/office/infopath/2007/PartnerControls"/>
+    <ds:schemaRef ds:uri="http://schemas.microsoft.com/sharepoint/v3"/>
+    <ds:schemaRef ds:uri="71af3243-3dd4-4a8d-8c0d-dd76da1f02a5"/>
+    <ds:schemaRef ds:uri="230e9df3-be65-4c73-a93b-d1236ebd677e"/>
   </ds:schemaRefs>
 </ds:datastoreItem>
 </file>
@@ -28560,13 +28518,9 @@
 </file>
 
 <file path=customXml/itemProps3.xml><?xml version="1.0" encoding="utf-8"?>
-<ds:datastoreItem xmlns:ds="http://schemas.openxmlformats.org/officeDocument/2006/customXml" ds:itemID="{243AA046-F9E2-43A8-ADDA-8C87998AFC08}">
+<ds:datastoreItem xmlns:ds="http://schemas.openxmlformats.org/officeDocument/2006/customXml" ds:itemID="{36DD185F-AC00-4EEC-8B58-CF213FEE664A}">
   <ds:schemaRefs>
-    <ds:schemaRef ds:uri="http://schemas.microsoft.com/office/2006/metadata/properties"/>
-    <ds:schemaRef ds:uri="http://schemas.microsoft.com/office/infopath/2007/PartnerControls"/>
-    <ds:schemaRef ds:uri="http://schemas.microsoft.com/sharepoint/v3"/>
-    <ds:schemaRef ds:uri="71af3243-3dd4-4a8d-8c0d-dd76da1f02a5"/>
-    <ds:schemaRef ds:uri="230e9df3-be65-4c73-a93b-d1236ebd677e"/>
+    <ds:schemaRef ds:uri="http://schemas.microsoft.com/sharepoint/v3/contenttype/forms"/>
   </ds:schemaRefs>
 </ds:datastoreItem>
 </file>

--- a/files/Azeezat-Resume-1.docx
+++ b/files/Azeezat-Resume-1.docx
@@ -180,7 +180,7 @@
           <w:sz w:val="24"/>
           <w:szCs w:val="24"/>
         </w:rPr>
-        <w:t>Fully equipped</w:t>
+        <w:t>I</w:t>
       </w:r>
       <w:r>
         <w:rPr>
@@ -188,7 +188,71 @@
           <w:sz w:val="24"/>
           <w:szCs w:val="24"/>
         </w:rPr>
-        <w:t xml:space="preserve"> motivated and detail-oriented individual seeking to launch a career as a Full Stack Developer. Bringing strong technical skills in web development, proficiency in modern programming languages, and a passion for learning and innovation.</w:t>
+        <w:t>’</w:t>
+      </w:r>
+      <w:r>
+        <w:rPr>
+          <w:color w:val="313E32" w:themeColor="accent4" w:themeTint="E6"/>
+          <w:sz w:val="24"/>
+          <w:szCs w:val="24"/>
+        </w:rPr>
+        <w:t xml:space="preserve">m </w:t>
+      </w:r>
+      <w:r>
+        <w:rPr>
+          <w:color w:val="313E32" w:themeColor="accent4" w:themeTint="E6"/>
+          <w:sz w:val="24"/>
+          <w:szCs w:val="24"/>
+        </w:rPr>
+        <w:t>a self</w:t>
+      </w:r>
+      <w:r>
+        <w:rPr>
+          <w:color w:val="313E32" w:themeColor="accent4" w:themeTint="E6"/>
+          <w:sz w:val="24"/>
+          <w:szCs w:val="24"/>
+        </w:rPr>
+        <w:t>-</w:t>
+      </w:r>
+      <w:r>
+        <w:rPr>
+          <w:color w:val="313E32" w:themeColor="accent4" w:themeTint="E6"/>
+          <w:sz w:val="24"/>
+          <w:szCs w:val="24"/>
+        </w:rPr>
+        <w:t>taught f</w:t>
+      </w:r>
+      <w:r>
+        <w:rPr>
+          <w:color w:val="313E32" w:themeColor="accent4" w:themeTint="E6"/>
+          <w:sz w:val="24"/>
+          <w:szCs w:val="24"/>
+        </w:rPr>
+        <w:t>ully equipped</w:t>
+      </w:r>
+      <w:r>
+        <w:rPr>
+          <w:color w:val="313E32" w:themeColor="accent4" w:themeTint="E6"/>
+          <w:sz w:val="24"/>
+          <w:szCs w:val="24"/>
+        </w:rPr>
+        <w:t xml:space="preserve"> motivated and detail-oriented individual </w:t>
+      </w:r>
+      <w:r>
+        <w:rPr>
+          <w:color w:val="313E32" w:themeColor="accent4" w:themeTint="E6"/>
+          <w:sz w:val="24"/>
+          <w:szCs w:val="24"/>
+        </w:rPr>
+        <w:t xml:space="preserve">lady </w:t>
+      </w:r>
+      <w:r>
+        <w:rPr>
+          <w:color w:val="313E32" w:themeColor="accent4" w:themeTint="E6"/>
+          <w:sz w:val="24"/>
+          <w:szCs w:val="24"/>
+        </w:rPr>
+        <w:t>seeking to launch a career as a Full Stack Developer. Bringing strong technical skills in web development, proficiency in modern programming languages, and a passion for learning and innovation.</w:t>
       </w:r>
     </w:p>
     <w:p>
@@ -528,21 +592,27 @@
           <w:b/>
           <w:bCs/>
         </w:rPr>
-        <w:t xml:space="preserve"> </w:t>
+        <w:t>C++, Java, Python</w:t>
       </w:r>
       <w:r>
-        <w:t>JavaScript, Python, Java</w:t>
+        <w:rPr>
+          <w:b/>
+          <w:bCs/>
+        </w:rPr>
+        <w:t>, TypeScript,</w:t>
       </w:r>
       <w:r>
-        <w:t xml:space="preserve">, </w:t>
+        <w:rPr>
+          <w:b/>
+          <w:bCs/>
+        </w:rPr>
+        <w:t xml:space="preserve"> JavaScript</w:t>
       </w:r>
       <w:r>
-        <w:t>C</w:t>
-      </w:r>
-      <w:r>
-        <w:t>++</w:t>
-      </w:r>
-      <w:r>
+        <w:rPr>
+          <w:b/>
+          <w:bCs/>
+        </w:rPr>
         <w:t>.</w:t>
       </w:r>
     </w:p>
@@ -28156,26 +28226,6 @@
 </file>
 
 <file path=customXml/item1.xml><?xml version="1.0" encoding="utf-8"?>
-<p:properties xmlns:p="http://schemas.microsoft.com/office/2006/metadata/properties" xmlns:xsi="http://www.w3.org/2001/XMLSchema-instance" xmlns:pc="http://schemas.microsoft.com/office/infopath/2007/PartnerControls">
-  <documentManagement>
-    <_ip_UnifiedCompliancePolicyUIAction xmlns="http://schemas.microsoft.com/sharepoint/v3" xsi:nil="true"/>
-    <Image xmlns="71af3243-3dd4-4a8d-8c0d-dd76da1f02a5">
-      <Url xsi:nil="true"/>
-      <Description xsi:nil="true"/>
-    </Image>
-    <Status xmlns="71af3243-3dd4-4a8d-8c0d-dd76da1f02a5">Not started</Status>
-    <Background xmlns="71af3243-3dd4-4a8d-8c0d-dd76da1f02a5">false</Background>
-    <_ip_UnifiedCompliancePolicyProperties xmlns="http://schemas.microsoft.com/sharepoint/v3" xsi:nil="true"/>
-    <ImageTagsTaxHTField xmlns="71af3243-3dd4-4a8d-8c0d-dd76da1f02a5">
-      <Terms xmlns="http://schemas.microsoft.com/office/infopath/2007/PartnerControls"/>
-    </ImageTagsTaxHTField>
-    <TaxCatchAll xmlns="230e9df3-be65-4c73-a93b-d1236ebd677e" xsi:nil="true"/>
-    <MediaServiceKeyPoints xmlns="71af3243-3dd4-4a8d-8c0d-dd76da1f02a5" xsi:nil="true"/>
-  </documentManagement>
-</p:properties>
-</file>
-
-<file path=customXml/item2.xml><?xml version="1.0" encoding="utf-8"?>
 <ct:contentTypeSchema xmlns:ct="http://schemas.microsoft.com/office/2006/metadata/contentType" xmlns:ma="http://schemas.microsoft.com/office/2006/metadata/properties/metaAttributes" ct:_="" ma:_="" ma:contentTypeName="Document" ma:contentTypeID="0x01010079F111ED35F8CC479449609E8A0923A6" ma:contentTypeVersion="26" ma:contentTypeDescription="Create a new document." ma:contentTypeScope="" ma:versionID="ac37c1753acd5e330d2062ccec26ea66">
   <xsd:schema xmlns:xsd="http://www.w3.org/2001/XMLSchema" xmlns:xs="http://www.w3.org/2001/XMLSchema" xmlns:p="http://schemas.microsoft.com/office/2006/metadata/properties" xmlns:ns1="http://schemas.microsoft.com/sharepoint/v3" xmlns:ns2="71af3243-3dd4-4a8d-8c0d-dd76da1f02a5" xmlns:ns3="16c05727-aa75-4e4a-9b5f-8a80a1165891" xmlns:ns4="230e9df3-be65-4c73-a93b-d1236ebd677e" targetNamespace="http://schemas.microsoft.com/office/2006/metadata/properties" ma:root="true" ma:fieldsID="3b340c7101c92c5120abd06486f94548" ns1:_="" ns2:_="" ns3:_="" ns4:_="">
     <xsd:import namespace="http://schemas.microsoft.com/sharepoint/v3"/>
@@ -28475,6 +28525,26 @@
 </ct:contentTypeSchema>
 </file>
 
+<file path=customXml/item2.xml><?xml version="1.0" encoding="utf-8"?>
+<p:properties xmlns:p="http://schemas.microsoft.com/office/2006/metadata/properties" xmlns:xsi="http://www.w3.org/2001/XMLSchema-instance" xmlns:pc="http://schemas.microsoft.com/office/infopath/2007/PartnerControls">
+  <documentManagement>
+    <_ip_UnifiedCompliancePolicyUIAction xmlns="http://schemas.microsoft.com/sharepoint/v3" xsi:nil="true"/>
+    <Image xmlns="71af3243-3dd4-4a8d-8c0d-dd76da1f02a5">
+      <Url xsi:nil="true"/>
+      <Description xsi:nil="true"/>
+    </Image>
+    <Status xmlns="71af3243-3dd4-4a8d-8c0d-dd76da1f02a5">Not started</Status>
+    <Background xmlns="71af3243-3dd4-4a8d-8c0d-dd76da1f02a5">false</Background>
+    <_ip_UnifiedCompliancePolicyProperties xmlns="http://schemas.microsoft.com/sharepoint/v3" xsi:nil="true"/>
+    <ImageTagsTaxHTField xmlns="71af3243-3dd4-4a8d-8c0d-dd76da1f02a5">
+      <Terms xmlns="http://schemas.microsoft.com/office/infopath/2007/PartnerControls"/>
+    </ImageTagsTaxHTField>
+    <TaxCatchAll xmlns="230e9df3-be65-4c73-a93b-d1236ebd677e" xsi:nil="true"/>
+    <MediaServiceKeyPoints xmlns="71af3243-3dd4-4a8d-8c0d-dd76da1f02a5" xsi:nil="true"/>
+  </documentManagement>
+</p:properties>
+</file>
+
 <file path=customXml/item3.xml><?xml version="1.0" encoding="utf-8"?>
 <?mso-contentType ?>
 <FormTemplates xmlns="http://schemas.microsoft.com/sharepoint/v3/contenttype/forms">
@@ -28485,18 +28555,6 @@
 </file>
 
 <file path=customXml/itemProps1.xml><?xml version="1.0" encoding="utf-8"?>
-<ds:datastoreItem xmlns:ds="http://schemas.openxmlformats.org/officeDocument/2006/customXml" ds:itemID="{243AA046-F9E2-43A8-ADDA-8C87998AFC08}">
-  <ds:schemaRefs>
-    <ds:schemaRef ds:uri="http://schemas.microsoft.com/office/2006/metadata/properties"/>
-    <ds:schemaRef ds:uri="http://schemas.microsoft.com/office/infopath/2007/PartnerControls"/>
-    <ds:schemaRef ds:uri="http://schemas.microsoft.com/sharepoint/v3"/>
-    <ds:schemaRef ds:uri="71af3243-3dd4-4a8d-8c0d-dd76da1f02a5"/>
-    <ds:schemaRef ds:uri="230e9df3-be65-4c73-a93b-d1236ebd677e"/>
-  </ds:schemaRefs>
-</ds:datastoreItem>
-</file>
-
-<file path=customXml/itemProps2.xml><?xml version="1.0" encoding="utf-8"?>
 <ds:datastoreItem xmlns:ds="http://schemas.openxmlformats.org/officeDocument/2006/customXml" ds:itemID="{9EF263E6-18CB-4E04-A6CD-32B44FCE2525}">
   <ds:schemaRefs>
     <ds:schemaRef ds:uri="http://schemas.microsoft.com/office/2006/metadata/contentType"/>
@@ -28517,6 +28575,18 @@
 </ds:datastoreItem>
 </file>
 
+<file path=customXml/itemProps2.xml><?xml version="1.0" encoding="utf-8"?>
+<ds:datastoreItem xmlns:ds="http://schemas.openxmlformats.org/officeDocument/2006/customXml" ds:itemID="{243AA046-F9E2-43A8-ADDA-8C87998AFC08}">
+  <ds:schemaRefs>
+    <ds:schemaRef ds:uri="http://schemas.microsoft.com/office/2006/metadata/properties"/>
+    <ds:schemaRef ds:uri="http://schemas.microsoft.com/office/infopath/2007/PartnerControls"/>
+    <ds:schemaRef ds:uri="http://schemas.microsoft.com/sharepoint/v3"/>
+    <ds:schemaRef ds:uri="71af3243-3dd4-4a8d-8c0d-dd76da1f02a5"/>
+    <ds:schemaRef ds:uri="230e9df3-be65-4c73-a93b-d1236ebd677e"/>
+  </ds:schemaRefs>
+</ds:datastoreItem>
+</file>
+
 <file path=customXml/itemProps3.xml><?xml version="1.0" encoding="utf-8"?>
 <ds:datastoreItem xmlns:ds="http://schemas.openxmlformats.org/officeDocument/2006/customXml" ds:itemID="{36DD185F-AC00-4EEC-8B58-CF213FEE664A}">
   <ds:schemaRefs>
